--- a/hin/docx/022.content.docx
+++ b/hin/docx/022.content.docx
@@ -988,7 +988,7 @@
         <w:rPr>
           <w:lang w:val="hi_IN" w:bidi="hi_IN"/>
         </w:rPr>
-        <w:t>दलदल की घास</w:t>
+        <w:t>दाँवता हुआ बैल</w:t>
       </w:r>
       <w:r>
         <w:rPr>
@@ -1024,7 +1024,7 @@
       <w:r>
         <w:drawing>
           <wp:inline xmlns:a="http://schemas.openxmlformats.org/drawingml/2006/main" xmlns:pic="http://schemas.openxmlformats.org/drawingml/2006/picture">
-            <wp:extent cx="6096000" cy="4066032"/>
+            <wp:extent cx="6096000" cy="6096000"/>
             <wp:docPr id="8" name="Picture 8"/>
             <wp:cNvGraphicFramePr>
               <a:graphicFrameLocks noChangeAspect="1"/>
@@ -1045,7 +1045,7 @@
                   <pic:spPr>
                     <a:xfrm>
                       <a:off x="0" y="0"/>
-                      <a:ext cx="6096000" cy="4066032"/>
+                      <a:ext cx="6096000" cy="6096000"/>
                     </a:xfrm>
                     <a:prstGeom prst="rect"/>
                   </pic:spPr>
@@ -1138,7 +1138,7 @@
       <w:r>
         <w:drawing>
           <wp:inline xmlns:a="http://schemas.openxmlformats.org/drawingml/2006/main" xmlns:pic="http://schemas.openxmlformats.org/drawingml/2006/picture">
-            <wp:extent cx="6096000" cy="6096000"/>
+            <wp:extent cx="6096000" cy="5090160"/>
             <wp:docPr id="9" name="Picture 9"/>
             <wp:cNvGraphicFramePr>
               <a:graphicFrameLocks noChangeAspect="1"/>
@@ -1159,7 +1159,7 @@
                   <pic:spPr>
                     <a:xfrm>
                       <a:off x="0" y="0"/>
-                      <a:ext cx="6096000" cy="6096000"/>
+                      <a:ext cx="6096000" cy="5090160"/>
                     </a:xfrm>
                     <a:prstGeom prst="rect"/>
                   </pic:spPr>
@@ -1216,7 +1216,7 @@
         <w:rPr>
           <w:lang w:val="hi_IN" w:bidi="hi_IN"/>
         </w:rPr>
-        <w:t>दाँवता हुआ बैल</w:t>
+        <w:t>दाखरस के कुण्ड</w:t>
       </w:r>
       <w:r>
         <w:rPr>
@@ -1252,7 +1252,7 @@
       <w:r>
         <w:drawing>
           <wp:inline xmlns:a="http://schemas.openxmlformats.org/drawingml/2006/main" xmlns:pic="http://schemas.openxmlformats.org/drawingml/2006/picture">
-            <wp:extent cx="6096000" cy="5090160"/>
+            <wp:extent cx="6096000" cy="3413760"/>
             <wp:docPr id="10" name="Picture 10"/>
             <wp:cNvGraphicFramePr>
               <a:graphicFrameLocks noChangeAspect="1"/>
@@ -1273,7 +1273,7 @@
                   <pic:spPr>
                     <a:xfrm>
                       <a:off x="0" y="0"/>
-                      <a:ext cx="6096000" cy="5090160"/>
+                      <a:ext cx="6096000" cy="3413760"/>
                     </a:xfrm>
                     <a:prstGeom prst="rect"/>
                   </pic:spPr>
@@ -1330,7 +1330,7 @@
         <w:rPr>
           <w:lang w:val="hi_IN" w:bidi="hi_IN"/>
         </w:rPr>
-        <w:t>दाखरस के कुण्ड</w:t>
+        <w:t>दाखलताओं पर अंगूर</w:t>
       </w:r>
       <w:r>
         <w:rPr>
@@ -1366,7 +1366,7 @@
       <w:r>
         <w:drawing>
           <wp:inline xmlns:a="http://schemas.openxmlformats.org/drawingml/2006/main" xmlns:pic="http://schemas.openxmlformats.org/drawingml/2006/picture">
-            <wp:extent cx="6096000" cy="3413760"/>
+            <wp:extent cx="6096000" cy="5126736"/>
             <wp:docPr id="11" name="Picture 11"/>
             <wp:cNvGraphicFramePr>
               <a:graphicFrameLocks noChangeAspect="1"/>
@@ -1387,7 +1387,7 @@
                   <pic:spPr>
                     <a:xfrm>
                       <a:off x="0" y="0"/>
-                      <a:ext cx="6096000" cy="3413760"/>
+                      <a:ext cx="6096000" cy="5126736"/>
                     </a:xfrm>
                     <a:prstGeom prst="rect"/>
                   </pic:spPr>
@@ -1444,7 +1444,7 @@
         <w:rPr>
           <w:lang w:val="hi_IN" w:bidi="hi_IN"/>
         </w:rPr>
-        <w:t>दाखलताओं पर अंगूर</w:t>
+        <w:t>दालचीनी की छाल</w:t>
       </w:r>
       <w:r>
         <w:rPr>
@@ -1480,7 +1480,7 @@
       <w:r>
         <w:drawing>
           <wp:inline xmlns:a="http://schemas.openxmlformats.org/drawingml/2006/main" xmlns:pic="http://schemas.openxmlformats.org/drawingml/2006/picture">
-            <wp:extent cx="6096000" cy="5126736"/>
+            <wp:extent cx="6096000" cy="4066032"/>
             <wp:docPr id="12" name="Picture 12"/>
             <wp:cNvGraphicFramePr>
               <a:graphicFrameLocks noChangeAspect="1"/>
@@ -1501,7 +1501,7 @@
                   <pic:spPr>
                     <a:xfrm>
                       <a:off x="0" y="0"/>
-                      <a:ext cx="6096000" cy="5126736"/>
+                      <a:ext cx="6096000" cy="4066032"/>
                     </a:xfrm>
                     <a:prstGeom prst="rect"/>
                   </pic:spPr>
@@ -1558,7 +1558,7 @@
         <w:rPr>
           <w:lang w:val="hi_IN" w:bidi="hi_IN"/>
         </w:rPr>
-        <w:t>दालचीनी की छाल</w:t>
+        <w:t>दीनार</w:t>
       </w:r>
       <w:r>
         <w:rPr>
@@ -1594,7 +1594,7 @@
       <w:r>
         <w:drawing>
           <wp:inline xmlns:a="http://schemas.openxmlformats.org/drawingml/2006/main" xmlns:pic="http://schemas.openxmlformats.org/drawingml/2006/picture">
-            <wp:extent cx="6096000" cy="4066032"/>
+            <wp:extent cx="6096000" cy="8128000"/>
             <wp:docPr id="13" name="Picture 13"/>
             <wp:cNvGraphicFramePr>
               <a:graphicFrameLocks noChangeAspect="1"/>
@@ -1615,7 +1615,7 @@
                   <pic:spPr>
                     <a:xfrm>
                       <a:off x="0" y="0"/>
-                      <a:ext cx="6096000" cy="4066032"/>
+                      <a:ext cx="6096000" cy="8128000"/>
                     </a:xfrm>
                     <a:prstGeom prst="rect"/>
                   </pic:spPr>
@@ -1708,7 +1708,7 @@
       <w:r>
         <w:drawing>
           <wp:inline xmlns:a="http://schemas.openxmlformats.org/drawingml/2006/main" xmlns:pic="http://schemas.openxmlformats.org/drawingml/2006/picture">
-            <wp:extent cx="6096000" cy="8128000"/>
+            <wp:extent cx="6096000" cy="4572000"/>
             <wp:docPr id="14" name="Picture 14"/>
             <wp:cNvGraphicFramePr>
               <a:graphicFrameLocks noChangeAspect="1"/>
@@ -1729,7 +1729,7 @@
                   <pic:spPr>
                     <a:xfrm>
                       <a:off x="0" y="0"/>
-                      <a:ext cx="6096000" cy="8128000"/>
+                      <a:ext cx="6096000" cy="4572000"/>
                     </a:xfrm>
                     <a:prstGeom prst="rect"/>
                   </pic:spPr>
@@ -1786,7 +1786,7 @@
         <w:rPr>
           <w:lang w:val="hi_IN" w:bidi="hi_IN"/>
         </w:rPr>
-        <w:t>दीनार</w:t>
+        <w:t>दीवट</w:t>
       </w:r>
       <w:r>
         <w:rPr>
@@ -1822,7 +1822,7 @@
       <w:r>
         <w:drawing>
           <wp:inline xmlns:a="http://schemas.openxmlformats.org/drawingml/2006/main" xmlns:pic="http://schemas.openxmlformats.org/drawingml/2006/picture">
-            <wp:extent cx="6096000" cy="4572000"/>
+            <wp:extent cx="6096000" cy="4066032"/>
             <wp:docPr id="15" name="Picture 15"/>
             <wp:cNvGraphicFramePr>
               <a:graphicFrameLocks noChangeAspect="1"/>
@@ -1843,7 +1843,7 @@
                   <pic:spPr>
                     <a:xfrm>
                       <a:off x="0" y="0"/>
-                      <a:ext cx="6096000" cy="4572000"/>
+                      <a:ext cx="6096000" cy="4066032"/>
                     </a:xfrm>
                     <a:prstGeom prst="rect"/>
                   </pic:spPr>
@@ -2014,7 +2014,7 @@
         <w:rPr>
           <w:lang w:val="hi_IN" w:bidi="hi_IN"/>
         </w:rPr>
-        <w:t>दीवट</w:t>
+        <w:t>दीवार के साथ कोने का पत्थर</w:t>
       </w:r>
       <w:r>
         <w:rPr>
@@ -2050,7 +2050,7 @@
       <w:r>
         <w:drawing>
           <wp:inline xmlns:a="http://schemas.openxmlformats.org/drawingml/2006/main" xmlns:pic="http://schemas.openxmlformats.org/drawingml/2006/picture">
-            <wp:extent cx="6096000" cy="4066032"/>
+            <wp:extent cx="6096000" cy="3432048"/>
             <wp:docPr id="17" name="Picture 17"/>
             <wp:cNvGraphicFramePr>
               <a:graphicFrameLocks noChangeAspect="1"/>
@@ -2071,7 +2071,7 @@
                   <pic:spPr>
                     <a:xfrm>
                       <a:off x="0" y="0"/>
-                      <a:ext cx="6096000" cy="4066032"/>
+                      <a:ext cx="6096000" cy="3432048"/>
                     </a:xfrm>
                     <a:prstGeom prst="rect"/>
                   </pic:spPr>
@@ -2356,7 +2356,7 @@
         <w:rPr>
           <w:lang w:val="hi_IN" w:bidi="hi_IN"/>
         </w:rPr>
-        <w:t>दीवार के साथ कोने का पत्थर</w:t>
+        <w:t>दूदाफल</w:t>
       </w:r>
       <w:r>
         <w:rPr>
@@ -2392,7 +2392,7 @@
       <w:r>
         <w:drawing>
           <wp:inline xmlns:a="http://schemas.openxmlformats.org/drawingml/2006/main" xmlns:pic="http://schemas.openxmlformats.org/drawingml/2006/picture">
-            <wp:extent cx="6096000" cy="3432048"/>
+            <wp:extent cx="6096000" cy="5833872"/>
             <wp:docPr id="20" name="Picture 20"/>
             <wp:cNvGraphicFramePr>
               <a:graphicFrameLocks noChangeAspect="1"/>
@@ -2413,7 +2413,7 @@
                   <pic:spPr>
                     <a:xfrm>
                       <a:off x="0" y="0"/>
-                      <a:ext cx="6096000" cy="3432048"/>
+                      <a:ext cx="6096000" cy="5833872"/>
                     </a:xfrm>
                     <a:prstGeom prst="rect"/>
                   </pic:spPr>
@@ -2506,7 +2506,7 @@
       <w:r>
         <w:drawing>
           <wp:inline xmlns:a="http://schemas.openxmlformats.org/drawingml/2006/main" xmlns:pic="http://schemas.openxmlformats.org/drawingml/2006/picture">
-            <wp:extent cx="6096000" cy="5833872"/>
+            <wp:extent cx="6096000" cy="4572000"/>
             <wp:docPr id="21" name="Picture 21"/>
             <wp:cNvGraphicFramePr>
               <a:graphicFrameLocks noChangeAspect="1"/>
@@ -2527,7 +2527,7 @@
                   <pic:spPr>
                     <a:xfrm>
                       <a:off x="0" y="0"/>
-                      <a:ext cx="6096000" cy="5833872"/>
+                      <a:ext cx="6096000" cy="4572000"/>
                     </a:xfrm>
                     <a:prstGeom prst="rect"/>
                   </pic:spPr>
@@ -2620,7 +2620,7 @@
       <w:r>
         <w:drawing>
           <wp:inline xmlns:a="http://schemas.openxmlformats.org/drawingml/2006/main" xmlns:pic="http://schemas.openxmlformats.org/drawingml/2006/picture">
-            <wp:extent cx="6096000" cy="4572000"/>
+            <wp:extent cx="6096000" cy="4090416"/>
             <wp:docPr id="22" name="Picture 22"/>
             <wp:cNvGraphicFramePr>
               <a:graphicFrameLocks noChangeAspect="1"/>
@@ -2641,120 +2641,6 @@
                   <pic:spPr>
                     <a:xfrm>
                       <a:off x="0" y="0"/>
-                      <a:ext cx="6096000" cy="4572000"/>
-                    </a:xfrm>
-                    <a:prstGeom prst="rect"/>
-                  </pic:spPr>
-                </pic:pic>
-              </a:graphicData>
-            </a:graphic>
-          </wp:inline>
-        </w:drawing>
-      </w:r>
-    </w:p>
-    <w:p>
-      <w:pPr/>
-      <w:r>
-        <w:rPr>
-          <w:lang w:val="hi_IN" w:bidi="hi_IN"/>
-        </w:rPr>
-      </w:r>
-      <w:hyperlink r:id="rId56">
-        <w:r>
-          <w:rPr>
-            <w:lang w:val="hi_IN" w:bidi="hi_IN"/>
-          </w:rPr>
-          <w:rPr>
-            <w:color w:val="0000EE"/>
-            <w:u w:val="single"/>
-          </w:rPr>
-          <w:t>link</w:t>
-        </w:r>
-      </w:hyperlink>
-      <w:r>
-        <w:rPr>
-          <w:lang w:val="hi_IN" w:bidi="hi_IN"/>
-        </w:rPr>
-      </w:r>
-      <w:r>
-        <w:rPr>
-          <w:lang w:val="hi_IN" w:bidi="hi_IN"/>
-        </w:rPr>
-      </w:r>
-    </w:p>
-    <w:p>
-      <w:pPr/>
-      <w:r>
-        <w:rPr>
-          <w:lang w:val="hi_IN" w:bidi="hi_IN"/>
-        </w:rPr>
-      </w:r>
-    </w:p>
-    <w:p>
-      <w:pPr>
-        <w:pStyle w:val="Heading2"/>
-      </w:pPr>
-      <w:r>
-        <w:rPr>
-          <w:lang w:val="hi_IN" w:bidi="hi_IN"/>
-        </w:rPr>
-        <w:t>दूदाफल</w:t>
-      </w:r>
-      <w:r>
-        <w:rPr>
-          <w:lang w:val="hi_IN" w:bidi="hi_IN"/>
-        </w:rPr>
-      </w:r>
-    </w:p>
-    <w:p>
-      <w:pPr>
-        <w:pStyle w:val="Heading4"/>
-      </w:pPr>
-      <w:r>
-        <w:rPr>
-          <w:lang w:val="hi_IN" w:bidi="hi_IN"/>
-        </w:rPr>
-        <w:t>Image Content</w:t>
-      </w:r>
-      <w:r>
-        <w:rPr>
-          <w:lang w:val="hi_IN" w:bidi="hi_IN"/>
-        </w:rPr>
-      </w:r>
-    </w:p>
-    <w:p>
-      <w:pPr/>
-      <w:r>
-        <w:rPr>
-          <w:lang w:val="hi_IN" w:bidi="hi_IN"/>
-        </w:rPr>
-      </w:r>
-    </w:p>
-    <w:p>
-      <w:r>
-        <w:drawing>
-          <wp:inline xmlns:a="http://schemas.openxmlformats.org/drawingml/2006/main" xmlns:pic="http://schemas.openxmlformats.org/drawingml/2006/picture">
-            <wp:extent cx="6096000" cy="4090416"/>
-            <wp:docPr id="23" name="Picture 23"/>
-            <wp:cNvGraphicFramePr>
-              <a:graphicFrameLocks noChangeAspect="1"/>
-            </wp:cNvGraphicFramePr>
-            <a:graphic>
-              <a:graphicData uri="http://schemas.openxmlformats.org/drawingml/2006/picture">
-                <pic:pic>
-                  <pic:nvPicPr>
-                    <pic:cNvPr id="0" name="image.jpg"/>
-                    <pic:cNvPicPr/>
-                  </pic:nvPicPr>
-                  <pic:blipFill>
-                    <a:blip r:embed="rId57"/>
-                    <a:stretch>
-                      <a:fillRect/>
-                    </a:stretch>
-                  </pic:blipFill>
-                  <pic:spPr>
-                    <a:xfrm>
-                      <a:off x="0" y="0"/>
                       <a:ext cx="6096000" cy="4090416"/>
                     </a:xfrm>
                     <a:prstGeom prst="rect"/>
@@ -2773,7 +2659,7 @@
           <w:lang w:val="hi_IN" w:bidi="hi_IN"/>
         </w:rPr>
       </w:r>
-      <w:hyperlink r:id="rId58">
+      <w:hyperlink r:id="rId56">
         <w:r>
           <w:rPr>
             <w:lang w:val="hi_IN" w:bidi="hi_IN"/>

--- a/hin/docx/022.content.docx
+++ b/hin/docx/022.content.docx
@@ -532,7 +532,7 @@
         <w:rPr>
           <w:lang w:val="hi_IN" w:bidi="hi_IN"/>
         </w:rPr>
-        <w:t>दरवाज़े की कुंडी</w:t>
+        <w:t>दलदल की घास</w:t>
       </w:r>
       <w:r>
         <w:rPr>
@@ -646,7 +646,7 @@
         <w:rPr>
           <w:lang w:val="hi_IN" w:bidi="hi_IN"/>
         </w:rPr>
-        <w:t>दरवाज़े की कुंडी</w:t>
+        <w:t>दलदल की घास</w:t>
       </w:r>
       <w:r>
         <w:rPr>
@@ -682,7 +682,7 @@
       <w:r>
         <w:drawing>
           <wp:inline xmlns:a="http://schemas.openxmlformats.org/drawingml/2006/main" xmlns:pic="http://schemas.openxmlformats.org/drawingml/2006/picture">
-            <wp:extent cx="6096000" cy="4572000"/>
+            <wp:extent cx="6096000" cy="4712208"/>
             <wp:docPr id="5" name="Picture 5"/>
             <wp:cNvGraphicFramePr>
               <a:graphicFrameLocks noChangeAspect="1"/>
@@ -703,7 +703,7 @@
                   <pic:spPr>
                     <a:xfrm>
                       <a:off x="0" y="0"/>
-                      <a:ext cx="6096000" cy="4572000"/>
+                      <a:ext cx="6096000" cy="4712208"/>
                     </a:xfrm>
                     <a:prstGeom prst="rect"/>
                   </pic:spPr>
@@ -760,7 +760,7 @@
         <w:rPr>
           <w:lang w:val="hi_IN" w:bidi="hi_IN"/>
         </w:rPr>
-        <w:t>दलदल की घास</w:t>
+        <w:t>दाँवता हुआ बैल</w:t>
       </w:r>
       <w:r>
         <w:rPr>
@@ -796,7 +796,7 @@
       <w:r>
         <w:drawing>
           <wp:inline xmlns:a="http://schemas.openxmlformats.org/drawingml/2006/main" xmlns:pic="http://schemas.openxmlformats.org/drawingml/2006/picture">
-            <wp:extent cx="6096000" cy="4572000"/>
+            <wp:extent cx="6096000" cy="6096000"/>
             <wp:docPr id="6" name="Picture 6"/>
             <wp:cNvGraphicFramePr>
               <a:graphicFrameLocks noChangeAspect="1"/>
@@ -817,7 +817,7 @@
                   <pic:spPr>
                     <a:xfrm>
                       <a:off x="0" y="0"/>
-                      <a:ext cx="6096000" cy="4572000"/>
+                      <a:ext cx="6096000" cy="6096000"/>
                     </a:xfrm>
                     <a:prstGeom prst="rect"/>
                   </pic:spPr>
@@ -874,7 +874,7 @@
         <w:rPr>
           <w:lang w:val="hi_IN" w:bidi="hi_IN"/>
         </w:rPr>
-        <w:t>दलदल की घास</w:t>
+        <w:t>दाँवता हुआ बैल</w:t>
       </w:r>
       <w:r>
         <w:rPr>
@@ -910,7 +910,7 @@
       <w:r>
         <w:drawing>
           <wp:inline xmlns:a="http://schemas.openxmlformats.org/drawingml/2006/main" xmlns:pic="http://schemas.openxmlformats.org/drawingml/2006/picture">
-            <wp:extent cx="6096000" cy="4712208"/>
+            <wp:extent cx="6096000" cy="5090160"/>
             <wp:docPr id="7" name="Picture 7"/>
             <wp:cNvGraphicFramePr>
               <a:graphicFrameLocks noChangeAspect="1"/>
@@ -931,7 +931,7 @@
                   <pic:spPr>
                     <a:xfrm>
                       <a:off x="0" y="0"/>
-                      <a:ext cx="6096000" cy="4712208"/>
+                      <a:ext cx="6096000" cy="5090160"/>
                     </a:xfrm>
                     <a:prstGeom prst="rect"/>
                   </pic:spPr>
@@ -988,7 +988,7 @@
         <w:rPr>
           <w:lang w:val="hi_IN" w:bidi="hi_IN"/>
         </w:rPr>
-        <w:t>दाँवता हुआ बैल</w:t>
+        <w:t>दाखरस के कुण्ड</w:t>
       </w:r>
       <w:r>
         <w:rPr>
@@ -1024,7 +1024,7 @@
       <w:r>
         <w:drawing>
           <wp:inline xmlns:a="http://schemas.openxmlformats.org/drawingml/2006/main" xmlns:pic="http://schemas.openxmlformats.org/drawingml/2006/picture">
-            <wp:extent cx="6096000" cy="6096000"/>
+            <wp:extent cx="6096000" cy="3413760"/>
             <wp:docPr id="8" name="Picture 8"/>
             <wp:cNvGraphicFramePr>
               <a:graphicFrameLocks noChangeAspect="1"/>
@@ -1045,7 +1045,7 @@
                   <pic:spPr>
                     <a:xfrm>
                       <a:off x="0" y="0"/>
-                      <a:ext cx="6096000" cy="6096000"/>
+                      <a:ext cx="6096000" cy="3413760"/>
                     </a:xfrm>
                     <a:prstGeom prst="rect"/>
                   </pic:spPr>
@@ -1102,7 +1102,7 @@
         <w:rPr>
           <w:lang w:val="hi_IN" w:bidi="hi_IN"/>
         </w:rPr>
-        <w:t>दाँवता हुआ बैल</w:t>
+        <w:t>दाखलताओं पर अंगूर</w:t>
       </w:r>
       <w:r>
         <w:rPr>
@@ -1138,7 +1138,7 @@
       <w:r>
         <w:drawing>
           <wp:inline xmlns:a="http://schemas.openxmlformats.org/drawingml/2006/main" xmlns:pic="http://schemas.openxmlformats.org/drawingml/2006/picture">
-            <wp:extent cx="6096000" cy="5090160"/>
+            <wp:extent cx="6096000" cy="5126736"/>
             <wp:docPr id="9" name="Picture 9"/>
             <wp:cNvGraphicFramePr>
               <a:graphicFrameLocks noChangeAspect="1"/>
@@ -1159,7 +1159,7 @@
                   <pic:spPr>
                     <a:xfrm>
                       <a:off x="0" y="0"/>
-                      <a:ext cx="6096000" cy="5090160"/>
+                      <a:ext cx="6096000" cy="5126736"/>
                     </a:xfrm>
                     <a:prstGeom prst="rect"/>
                   </pic:spPr>
@@ -1216,7 +1216,7 @@
         <w:rPr>
           <w:lang w:val="hi_IN" w:bidi="hi_IN"/>
         </w:rPr>
-        <w:t>दाखरस के कुण्ड</w:t>
+        <w:t>दालचीनी की छाल</w:t>
       </w:r>
       <w:r>
         <w:rPr>
@@ -1252,7 +1252,7 @@
       <w:r>
         <w:drawing>
           <wp:inline xmlns:a="http://schemas.openxmlformats.org/drawingml/2006/main" xmlns:pic="http://schemas.openxmlformats.org/drawingml/2006/picture">
-            <wp:extent cx="6096000" cy="3413760"/>
+            <wp:extent cx="6096000" cy="4066032"/>
             <wp:docPr id="10" name="Picture 10"/>
             <wp:cNvGraphicFramePr>
               <a:graphicFrameLocks noChangeAspect="1"/>
@@ -1273,7 +1273,7 @@
                   <pic:spPr>
                     <a:xfrm>
                       <a:off x="0" y="0"/>
-                      <a:ext cx="6096000" cy="3413760"/>
+                      <a:ext cx="6096000" cy="4066032"/>
                     </a:xfrm>
                     <a:prstGeom prst="rect"/>
                   </pic:spPr>
@@ -1330,7 +1330,7 @@
         <w:rPr>
           <w:lang w:val="hi_IN" w:bidi="hi_IN"/>
         </w:rPr>
-        <w:t>दाखलताओं पर अंगूर</w:t>
+        <w:t>दीनार</w:t>
       </w:r>
       <w:r>
         <w:rPr>
@@ -1366,7 +1366,7 @@
       <w:r>
         <w:drawing>
           <wp:inline xmlns:a="http://schemas.openxmlformats.org/drawingml/2006/main" xmlns:pic="http://schemas.openxmlformats.org/drawingml/2006/picture">
-            <wp:extent cx="6096000" cy="5126736"/>
+            <wp:extent cx="6096000" cy="8128000"/>
             <wp:docPr id="11" name="Picture 11"/>
             <wp:cNvGraphicFramePr>
               <a:graphicFrameLocks noChangeAspect="1"/>
@@ -1387,7 +1387,7 @@
                   <pic:spPr>
                     <a:xfrm>
                       <a:off x="0" y="0"/>
-                      <a:ext cx="6096000" cy="5126736"/>
+                      <a:ext cx="6096000" cy="8128000"/>
                     </a:xfrm>
                     <a:prstGeom prst="rect"/>
                   </pic:spPr>
@@ -1444,7 +1444,7 @@
         <w:rPr>
           <w:lang w:val="hi_IN" w:bidi="hi_IN"/>
         </w:rPr>
-        <w:t>दालचीनी की छाल</w:t>
+        <w:t>दीनार</w:t>
       </w:r>
       <w:r>
         <w:rPr>
@@ -1480,7 +1480,7 @@
       <w:r>
         <w:drawing>
           <wp:inline xmlns:a="http://schemas.openxmlformats.org/drawingml/2006/main" xmlns:pic="http://schemas.openxmlformats.org/drawingml/2006/picture">
-            <wp:extent cx="6096000" cy="4066032"/>
+            <wp:extent cx="6096000" cy="4572000"/>
             <wp:docPr id="12" name="Picture 12"/>
             <wp:cNvGraphicFramePr>
               <a:graphicFrameLocks noChangeAspect="1"/>
@@ -1501,7 +1501,7 @@
                   <pic:spPr>
                     <a:xfrm>
                       <a:off x="0" y="0"/>
-                      <a:ext cx="6096000" cy="4066032"/>
+                      <a:ext cx="6096000" cy="4572000"/>
                     </a:xfrm>
                     <a:prstGeom prst="rect"/>
                   </pic:spPr>
@@ -1558,7 +1558,7 @@
         <w:rPr>
           <w:lang w:val="hi_IN" w:bidi="hi_IN"/>
         </w:rPr>
-        <w:t>दीनार</w:t>
+        <w:t>दीवट</w:t>
       </w:r>
       <w:r>
         <w:rPr>
@@ -1594,7 +1594,7 @@
       <w:r>
         <w:drawing>
           <wp:inline xmlns:a="http://schemas.openxmlformats.org/drawingml/2006/main" xmlns:pic="http://schemas.openxmlformats.org/drawingml/2006/picture">
-            <wp:extent cx="6096000" cy="8128000"/>
+            <wp:extent cx="6096000" cy="4066032"/>
             <wp:docPr id="13" name="Picture 13"/>
             <wp:cNvGraphicFramePr>
               <a:graphicFrameLocks noChangeAspect="1"/>
@@ -1615,7 +1615,7 @@
                   <pic:spPr>
                     <a:xfrm>
                       <a:off x="0" y="0"/>
-                      <a:ext cx="6096000" cy="8128000"/>
+                      <a:ext cx="6096000" cy="4066032"/>
                     </a:xfrm>
                     <a:prstGeom prst="rect"/>
                   </pic:spPr>
@@ -1672,7 +1672,7 @@
         <w:rPr>
           <w:lang w:val="hi_IN" w:bidi="hi_IN"/>
         </w:rPr>
-        <w:t>दीनार</w:t>
+        <w:t>दीवट</w:t>
       </w:r>
       <w:r>
         <w:rPr>
@@ -1708,7 +1708,7 @@
       <w:r>
         <w:drawing>
           <wp:inline xmlns:a="http://schemas.openxmlformats.org/drawingml/2006/main" xmlns:pic="http://schemas.openxmlformats.org/drawingml/2006/picture">
-            <wp:extent cx="6096000" cy="4572000"/>
+            <wp:extent cx="6096000" cy="4066032"/>
             <wp:docPr id="14" name="Picture 14"/>
             <wp:cNvGraphicFramePr>
               <a:graphicFrameLocks noChangeAspect="1"/>
@@ -1729,7 +1729,7 @@
                   <pic:spPr>
                     <a:xfrm>
                       <a:off x="0" y="0"/>
-                      <a:ext cx="6096000" cy="4572000"/>
+                      <a:ext cx="6096000" cy="4066032"/>
                     </a:xfrm>
                     <a:prstGeom prst="rect"/>
                   </pic:spPr>
@@ -1786,7 +1786,7 @@
         <w:rPr>
           <w:lang w:val="hi_IN" w:bidi="hi_IN"/>
         </w:rPr>
-        <w:t>दीवट</w:t>
+        <w:t>दीवार के साथ कोने का पत्थर</w:t>
       </w:r>
       <w:r>
         <w:rPr>
@@ -1822,7 +1822,7 @@
       <w:r>
         <w:drawing>
           <wp:inline xmlns:a="http://schemas.openxmlformats.org/drawingml/2006/main" xmlns:pic="http://schemas.openxmlformats.org/drawingml/2006/picture">
-            <wp:extent cx="6096000" cy="4066032"/>
+            <wp:extent cx="6096000" cy="3432048"/>
             <wp:docPr id="15" name="Picture 15"/>
             <wp:cNvGraphicFramePr>
               <a:graphicFrameLocks noChangeAspect="1"/>
@@ -1843,7 +1843,7 @@
                   <pic:spPr>
                     <a:xfrm>
                       <a:off x="0" y="0"/>
-                      <a:ext cx="6096000" cy="4066032"/>
+                      <a:ext cx="6096000" cy="3432048"/>
                     </a:xfrm>
                     <a:prstGeom prst="rect"/>
                   </pic:spPr>
@@ -1900,7 +1900,7 @@
         <w:rPr>
           <w:lang w:val="hi_IN" w:bidi="hi_IN"/>
         </w:rPr>
-        <w:t>दीवट</w:t>
+        <w:t>दीवार के साथ कोने का पत्थर</w:t>
       </w:r>
       <w:r>
         <w:rPr>
@@ -1936,7 +1936,7 @@
       <w:r>
         <w:drawing>
           <wp:inline xmlns:a="http://schemas.openxmlformats.org/drawingml/2006/main" xmlns:pic="http://schemas.openxmlformats.org/drawingml/2006/picture">
-            <wp:extent cx="6096000" cy="4066032"/>
+            <wp:extent cx="6096000" cy="3432048"/>
             <wp:docPr id="16" name="Picture 16"/>
             <wp:cNvGraphicFramePr>
               <a:graphicFrameLocks noChangeAspect="1"/>
@@ -1957,7 +1957,7 @@
                   <pic:spPr>
                     <a:xfrm>
                       <a:off x="0" y="0"/>
-                      <a:ext cx="6096000" cy="4066032"/>
+                      <a:ext cx="6096000" cy="3432048"/>
                     </a:xfrm>
                     <a:prstGeom prst="rect"/>
                   </pic:spPr>
@@ -2128,7 +2128,7 @@
         <w:rPr>
           <w:lang w:val="hi_IN" w:bidi="hi_IN"/>
         </w:rPr>
-        <w:t>दीवार के साथ कोने का पत्थर</w:t>
+        <w:t>दूदाफल</w:t>
       </w:r>
       <w:r>
         <w:rPr>
@@ -2164,7 +2164,7 @@
       <w:r>
         <w:drawing>
           <wp:inline xmlns:a="http://schemas.openxmlformats.org/drawingml/2006/main" xmlns:pic="http://schemas.openxmlformats.org/drawingml/2006/picture">
-            <wp:extent cx="6096000" cy="3432048"/>
+            <wp:extent cx="6096000" cy="5833872"/>
             <wp:docPr id="18" name="Picture 18"/>
             <wp:cNvGraphicFramePr>
               <a:graphicFrameLocks noChangeAspect="1"/>
@@ -2185,7 +2185,7 @@
                   <pic:spPr>
                     <a:xfrm>
                       <a:off x="0" y="0"/>
-                      <a:ext cx="6096000" cy="3432048"/>
+                      <a:ext cx="6096000" cy="5833872"/>
                     </a:xfrm>
                     <a:prstGeom prst="rect"/>
                   </pic:spPr>
@@ -2242,7 +2242,7 @@
         <w:rPr>
           <w:lang w:val="hi_IN" w:bidi="hi_IN"/>
         </w:rPr>
-        <w:t>दीवार के साथ कोने का पत्थर</w:t>
+        <w:t>दूदाफल</w:t>
       </w:r>
       <w:r>
         <w:rPr>
@@ -2278,7 +2278,7 @@
       <w:r>
         <w:drawing>
           <wp:inline xmlns:a="http://schemas.openxmlformats.org/drawingml/2006/main" xmlns:pic="http://schemas.openxmlformats.org/drawingml/2006/picture">
-            <wp:extent cx="6096000" cy="3432048"/>
+            <wp:extent cx="6096000" cy="4572000"/>
             <wp:docPr id="19" name="Picture 19"/>
             <wp:cNvGraphicFramePr>
               <a:graphicFrameLocks noChangeAspect="1"/>
@@ -2299,7 +2299,7 @@
                   <pic:spPr>
                     <a:xfrm>
                       <a:off x="0" y="0"/>
-                      <a:ext cx="6096000" cy="3432048"/>
+                      <a:ext cx="6096000" cy="4572000"/>
                     </a:xfrm>
                     <a:prstGeom prst="rect"/>
                   </pic:spPr>
@@ -2392,7 +2392,7 @@
       <w:r>
         <w:drawing>
           <wp:inline xmlns:a="http://schemas.openxmlformats.org/drawingml/2006/main" xmlns:pic="http://schemas.openxmlformats.org/drawingml/2006/picture">
-            <wp:extent cx="6096000" cy="5833872"/>
+            <wp:extent cx="6096000" cy="4090416"/>
             <wp:docPr id="20" name="Picture 20"/>
             <wp:cNvGraphicFramePr>
               <a:graphicFrameLocks noChangeAspect="1"/>
@@ -2413,234 +2413,6 @@
                   <pic:spPr>
                     <a:xfrm>
                       <a:off x="0" y="0"/>
-                      <a:ext cx="6096000" cy="5833872"/>
-                    </a:xfrm>
-                    <a:prstGeom prst="rect"/>
-                  </pic:spPr>
-                </pic:pic>
-              </a:graphicData>
-            </a:graphic>
-          </wp:inline>
-        </w:drawing>
-      </w:r>
-    </w:p>
-    <w:p>
-      <w:pPr/>
-      <w:r>
-        <w:rPr>
-          <w:lang w:val="hi_IN" w:bidi="hi_IN"/>
-        </w:rPr>
-      </w:r>
-      <w:hyperlink r:id="rId52">
-        <w:r>
-          <w:rPr>
-            <w:lang w:val="hi_IN" w:bidi="hi_IN"/>
-          </w:rPr>
-          <w:rPr>
-            <w:color w:val="0000EE"/>
-            <w:u w:val="single"/>
-          </w:rPr>
-          <w:t>link</w:t>
-        </w:r>
-      </w:hyperlink>
-      <w:r>
-        <w:rPr>
-          <w:lang w:val="hi_IN" w:bidi="hi_IN"/>
-        </w:rPr>
-      </w:r>
-      <w:r>
-        <w:rPr>
-          <w:lang w:val="hi_IN" w:bidi="hi_IN"/>
-        </w:rPr>
-      </w:r>
-    </w:p>
-    <w:p>
-      <w:pPr/>
-      <w:r>
-        <w:rPr>
-          <w:lang w:val="hi_IN" w:bidi="hi_IN"/>
-        </w:rPr>
-      </w:r>
-    </w:p>
-    <w:p>
-      <w:pPr>
-        <w:pStyle w:val="Heading2"/>
-      </w:pPr>
-      <w:r>
-        <w:rPr>
-          <w:lang w:val="hi_IN" w:bidi="hi_IN"/>
-        </w:rPr>
-        <w:t>दूदाफल</w:t>
-      </w:r>
-      <w:r>
-        <w:rPr>
-          <w:lang w:val="hi_IN" w:bidi="hi_IN"/>
-        </w:rPr>
-      </w:r>
-    </w:p>
-    <w:p>
-      <w:pPr>
-        <w:pStyle w:val="Heading4"/>
-      </w:pPr>
-      <w:r>
-        <w:rPr>
-          <w:lang w:val="hi_IN" w:bidi="hi_IN"/>
-        </w:rPr>
-        <w:t>Image Content</w:t>
-      </w:r>
-      <w:r>
-        <w:rPr>
-          <w:lang w:val="hi_IN" w:bidi="hi_IN"/>
-        </w:rPr>
-      </w:r>
-    </w:p>
-    <w:p>
-      <w:pPr/>
-      <w:r>
-        <w:rPr>
-          <w:lang w:val="hi_IN" w:bidi="hi_IN"/>
-        </w:rPr>
-      </w:r>
-    </w:p>
-    <w:p>
-      <w:r>
-        <w:drawing>
-          <wp:inline xmlns:a="http://schemas.openxmlformats.org/drawingml/2006/main" xmlns:pic="http://schemas.openxmlformats.org/drawingml/2006/picture">
-            <wp:extent cx="6096000" cy="4572000"/>
-            <wp:docPr id="21" name="Picture 21"/>
-            <wp:cNvGraphicFramePr>
-              <a:graphicFrameLocks noChangeAspect="1"/>
-            </wp:cNvGraphicFramePr>
-            <a:graphic>
-              <a:graphicData uri="http://schemas.openxmlformats.org/drawingml/2006/picture">
-                <pic:pic>
-                  <pic:nvPicPr>
-                    <pic:cNvPr id="0" name="image.jpg"/>
-                    <pic:cNvPicPr/>
-                  </pic:nvPicPr>
-                  <pic:blipFill>
-                    <a:blip r:embed="rId53"/>
-                    <a:stretch>
-                      <a:fillRect/>
-                    </a:stretch>
-                  </pic:blipFill>
-                  <pic:spPr>
-                    <a:xfrm>
-                      <a:off x="0" y="0"/>
-                      <a:ext cx="6096000" cy="4572000"/>
-                    </a:xfrm>
-                    <a:prstGeom prst="rect"/>
-                  </pic:spPr>
-                </pic:pic>
-              </a:graphicData>
-            </a:graphic>
-          </wp:inline>
-        </w:drawing>
-      </w:r>
-    </w:p>
-    <w:p>
-      <w:pPr/>
-      <w:r>
-        <w:rPr>
-          <w:lang w:val="hi_IN" w:bidi="hi_IN"/>
-        </w:rPr>
-      </w:r>
-      <w:hyperlink r:id="rId54">
-        <w:r>
-          <w:rPr>
-            <w:lang w:val="hi_IN" w:bidi="hi_IN"/>
-          </w:rPr>
-          <w:rPr>
-            <w:color w:val="0000EE"/>
-            <w:u w:val="single"/>
-          </w:rPr>
-          <w:t>link</w:t>
-        </w:r>
-      </w:hyperlink>
-      <w:r>
-        <w:rPr>
-          <w:lang w:val="hi_IN" w:bidi="hi_IN"/>
-        </w:rPr>
-      </w:r>
-      <w:r>
-        <w:rPr>
-          <w:lang w:val="hi_IN" w:bidi="hi_IN"/>
-        </w:rPr>
-      </w:r>
-    </w:p>
-    <w:p>
-      <w:pPr/>
-      <w:r>
-        <w:rPr>
-          <w:lang w:val="hi_IN" w:bidi="hi_IN"/>
-        </w:rPr>
-      </w:r>
-    </w:p>
-    <w:p>
-      <w:pPr>
-        <w:pStyle w:val="Heading2"/>
-      </w:pPr>
-      <w:r>
-        <w:rPr>
-          <w:lang w:val="hi_IN" w:bidi="hi_IN"/>
-        </w:rPr>
-        <w:t>दूदाफल</w:t>
-      </w:r>
-      <w:r>
-        <w:rPr>
-          <w:lang w:val="hi_IN" w:bidi="hi_IN"/>
-        </w:rPr>
-      </w:r>
-    </w:p>
-    <w:p>
-      <w:pPr>
-        <w:pStyle w:val="Heading4"/>
-      </w:pPr>
-      <w:r>
-        <w:rPr>
-          <w:lang w:val="hi_IN" w:bidi="hi_IN"/>
-        </w:rPr>
-        <w:t>Image Content</w:t>
-      </w:r>
-      <w:r>
-        <w:rPr>
-          <w:lang w:val="hi_IN" w:bidi="hi_IN"/>
-        </w:rPr>
-      </w:r>
-    </w:p>
-    <w:p>
-      <w:pPr/>
-      <w:r>
-        <w:rPr>
-          <w:lang w:val="hi_IN" w:bidi="hi_IN"/>
-        </w:rPr>
-      </w:r>
-    </w:p>
-    <w:p>
-      <w:r>
-        <w:drawing>
-          <wp:inline xmlns:a="http://schemas.openxmlformats.org/drawingml/2006/main" xmlns:pic="http://schemas.openxmlformats.org/drawingml/2006/picture">
-            <wp:extent cx="6096000" cy="4090416"/>
-            <wp:docPr id="22" name="Picture 22"/>
-            <wp:cNvGraphicFramePr>
-              <a:graphicFrameLocks noChangeAspect="1"/>
-            </wp:cNvGraphicFramePr>
-            <a:graphic>
-              <a:graphicData uri="http://schemas.openxmlformats.org/drawingml/2006/picture">
-                <pic:pic>
-                  <pic:nvPicPr>
-                    <pic:cNvPr id="0" name="image.jpg"/>
-                    <pic:cNvPicPr/>
-                  </pic:nvPicPr>
-                  <pic:blipFill>
-                    <a:blip r:embed="rId55"/>
-                    <a:stretch>
-                      <a:fillRect/>
-                    </a:stretch>
-                  </pic:blipFill>
-                  <pic:spPr>
-                    <a:xfrm>
-                      <a:off x="0" y="0"/>
                       <a:ext cx="6096000" cy="4090416"/>
                     </a:xfrm>
                     <a:prstGeom prst="rect"/>
@@ -2659,7 +2431,7 @@
           <w:lang w:val="hi_IN" w:bidi="hi_IN"/>
         </w:rPr>
       </w:r>
-      <w:hyperlink r:id="rId56">
+      <w:hyperlink r:id="rId52">
         <w:r>
           <w:rPr>
             <w:lang w:val="hi_IN" w:bidi="hi_IN"/>
